--- a/docs/礁盘工业WCS使用功能说明书.docx
+++ b/docs/礁盘工业WCS使用功能说明书.docx
@@ -41,7 +41,7 @@
           <w:color w:val="4B5563"/>
           <w:sz w:val="18"/>
         </w:rPr>
-        <w:t>当前范围：登录鉴权、协议/应用/字典/故障码配置、连接治理、协议适配、任务调度、监控报警、审计、WMS 对账、仿真器</w:t>
+        <w:t>当前范围：登录鉴权、协议/应用/字典/故障码配置、绑定授权、连接治理、协议适配、任务调度、监控报警、审计、WMS 对账、仿真器</w:t>
       </w:r>
     </w:p>
     <w:p/>
@@ -206,6 +206,336 @@
                 <w:sz w:val="17"/>
               </w:rPr>
               <w:t>WCS 初版功能说明：按当前代码梳理全部模块、接口、数据表、业务逻辑图与核心时序/状态机。</w:t>
+            </w:r>
+          </w:p>
+        </w:tc>
+      </w:tr>
+      <w:tr>
+        <w:tc>
+          <w:tcPr>
+            <w:tcW w:type="dxa" w:w="2160"/>
+            <w:vAlign w:val="top"/>
+          </w:tcPr>
+          <w:p>
+            <w:r>
+              <w:rPr>
+                <w:rFonts w:ascii="Microsoft YaHei" w:hAnsi="Microsoft YaHei" w:eastAsia="Microsoft YaHei"/>
+                <w:b w:val="0"/>
+                <w:sz w:val="17"/>
+              </w:rPr>
+              <w:t>V0.2</w:t>
+            </w:r>
+          </w:p>
+        </w:tc>
+        <w:tc>
+          <w:tcPr>
+            <w:tcW w:type="dxa" w:w="2160"/>
+            <w:vAlign w:val="top"/>
+          </w:tcPr>
+          <w:p>
+            <w:r>
+              <w:rPr>
+                <w:rFonts w:ascii="Microsoft YaHei" w:hAnsi="Microsoft YaHei" w:eastAsia="Microsoft YaHei"/>
+                <w:b w:val="0"/>
+                <w:sz w:val="17"/>
+              </w:rPr>
+              <w:t>2026-06-23</w:t>
+            </w:r>
+          </w:p>
+        </w:tc>
+        <w:tc>
+          <w:tcPr>
+            <w:tcW w:type="dxa" w:w="2160"/>
+            <w:vAlign w:val="top"/>
+          </w:tcPr>
+          <w:p>
+            <w:r>
+              <w:rPr>
+                <w:rFonts w:ascii="Microsoft YaHei" w:hAnsi="Microsoft YaHei" w:eastAsia="Microsoft YaHei"/>
+                <w:b w:val="0"/>
+                <w:sz w:val="17"/>
+              </w:rPr>
+              <w:t>夏侯霖</w:t>
+            </w:r>
+          </w:p>
+        </w:tc>
+        <w:tc>
+          <w:tcPr>
+            <w:tcW w:type="dxa" w:w="2160"/>
+            <w:vAlign w:val="top"/>
+          </w:tcPr>
+          <w:p>
+            <w:r>
+              <w:rPr>
+                <w:rFonts w:ascii="Microsoft YaHei" w:hAnsi="Microsoft YaHei" w:eastAsia="Microsoft YaHei"/>
+                <w:b w:val="0"/>
+                <w:sz w:val="17"/>
+              </w:rPr>
+              <w:t>新增“绑定授权”模块(wcs_app_binding + /binding/* + dispatch 越权防护)；补第 11 节安全边界；同步迁移清单(V4/V5/V6)与测试数(18)。</w:t>
+            </w:r>
+          </w:p>
+        </w:tc>
+      </w:tr>
+      <w:tr>
+        <w:tc>
+          <w:tcPr>
+            <w:tcW w:type="dxa" w:w="2160"/>
+            <w:vAlign w:val="top"/>
+          </w:tcPr>
+          <w:p>
+            <w:r>
+              <w:rPr>
+                <w:rFonts w:ascii="Microsoft YaHei" w:hAnsi="Microsoft YaHei" w:eastAsia="Microsoft YaHei"/>
+                <w:b w:val="0"/>
+                <w:sz w:val="17"/>
+              </w:rPr>
+              <w:t>V0.3</w:t>
+            </w:r>
+          </w:p>
+        </w:tc>
+        <w:tc>
+          <w:tcPr>
+            <w:tcW w:type="dxa" w:w="2160"/>
+            <w:vAlign w:val="top"/>
+          </w:tcPr>
+          <w:p>
+            <w:r>
+              <w:rPr>
+                <w:rFonts w:ascii="Microsoft YaHei" w:hAnsi="Microsoft YaHei" w:eastAsia="Microsoft YaHei"/>
+                <w:b w:val="0"/>
+                <w:sz w:val="17"/>
+              </w:rPr>
+              <w:t>2026-06-23</w:t>
+            </w:r>
+          </w:p>
+        </w:tc>
+        <w:tc>
+          <w:tcPr>
+            <w:tcW w:type="dxa" w:w="2160"/>
+            <w:vAlign w:val="top"/>
+          </w:tcPr>
+          <w:p>
+            <w:r>
+              <w:rPr>
+                <w:rFonts w:ascii="Microsoft YaHei" w:hAnsi="Microsoft YaHei" w:eastAsia="Microsoft YaHei"/>
+                <w:b w:val="0"/>
+                <w:sz w:val="17"/>
+              </w:rPr>
+              <w:t>夏侯霖</w:t>
+            </w:r>
+          </w:p>
+        </w:tc>
+        <w:tc>
+          <w:tcPr>
+            <w:tcW w:type="dxa" w:w="2160"/>
+            <w:vAlign w:val="top"/>
+          </w:tcPr>
+          <w:p>
+            <w:r>
+              <w:rPr>
+                <w:rFonts w:ascii="Microsoft YaHei" w:hAnsi="Microsoft YaHei" w:eastAsia="Microsoft YaHei"/>
+                <w:b w:val="0"/>
+                <w:sz w:val="17"/>
+              </w:rPr>
+              <w:t>绑定授权升级为“以上位为中心授权”：种子上位 WMS-MAIN(V7) + /binding/grant 整批授权 + 前端按上位勾选下位设备；测试数(20)。</w:t>
+            </w:r>
+          </w:p>
+        </w:tc>
+      </w:tr>
+      <w:tr>
+        <w:tc>
+          <w:tcPr>
+            <w:tcW w:type="dxa" w:w="2160"/>
+            <w:vAlign w:val="top"/>
+          </w:tcPr>
+          <w:p>
+            <w:r>
+              <w:rPr>
+                <w:rFonts w:ascii="Microsoft YaHei" w:hAnsi="Microsoft YaHei" w:eastAsia="Microsoft YaHei"/>
+                <w:b w:val="0"/>
+                <w:sz w:val="17"/>
+              </w:rPr>
+              <w:t>V0.4</w:t>
+            </w:r>
+          </w:p>
+        </w:tc>
+        <w:tc>
+          <w:tcPr>
+            <w:tcW w:type="dxa" w:w="2160"/>
+            <w:vAlign w:val="top"/>
+          </w:tcPr>
+          <w:p>
+            <w:r>
+              <w:rPr>
+                <w:rFonts w:ascii="Microsoft YaHei" w:hAnsi="Microsoft YaHei" w:eastAsia="Microsoft YaHei"/>
+                <w:b w:val="0"/>
+                <w:sz w:val="17"/>
+              </w:rPr>
+              <w:t>2026-06-23</w:t>
+            </w:r>
+          </w:p>
+        </w:tc>
+        <w:tc>
+          <w:tcPr>
+            <w:tcW w:type="dxa" w:w="2160"/>
+            <w:vAlign w:val="top"/>
+          </w:tcPr>
+          <w:p>
+            <w:r>
+              <w:rPr>
+                <w:rFonts w:ascii="Microsoft YaHei" w:hAnsi="Microsoft YaHei" w:eastAsia="Microsoft YaHei"/>
+                <w:b w:val="0"/>
+                <w:sz w:val="17"/>
+              </w:rPr>
+              <w:t>夏侯霖</w:t>
+            </w:r>
+          </w:p>
+        </w:tc>
+        <w:tc>
+          <w:tcPr>
+            <w:tcW w:type="dxa" w:w="2160"/>
+            <w:vAlign w:val="top"/>
+          </w:tcPr>
+          <w:p>
+            <w:r>
+              <w:rPr>
+                <w:rFonts w:ascii="Microsoft YaHei" w:hAnsi="Microsoft YaHei" w:eastAsia="Microsoft YaHei"/>
+                <w:b w:val="0"/>
+                <w:sz w:val="17"/>
+              </w:rPr>
+              <w:t>对抗式评审加固：create() 复用软删行(避免唯一索引冲突)、grant() 按 tenant 隔离+scope 收敛、appkey 关闭记 WARN、前端校正已删上位选择；测试数(23)。</w:t>
+            </w:r>
+          </w:p>
+        </w:tc>
+      </w:tr>
+      <w:tr>
+        <w:tc>
+          <w:tcPr>
+            <w:tcW w:type="dxa" w:w="2160"/>
+            <w:vAlign w:val="top"/>
+          </w:tcPr>
+          <w:p>
+            <w:r>
+              <w:rPr>
+                <w:rFonts w:ascii="Microsoft YaHei" w:hAnsi="Microsoft YaHei" w:eastAsia="Microsoft YaHei"/>
+                <w:b w:val="0"/>
+                <w:sz w:val="17"/>
+              </w:rPr>
+              <w:t>V0.5</w:t>
+            </w:r>
+          </w:p>
+        </w:tc>
+        <w:tc>
+          <w:tcPr>
+            <w:tcW w:type="dxa" w:w="2160"/>
+            <w:vAlign w:val="top"/>
+          </w:tcPr>
+          <w:p>
+            <w:r>
+              <w:rPr>
+                <w:rFonts w:ascii="Microsoft YaHei" w:hAnsi="Microsoft YaHei" w:eastAsia="Microsoft YaHei"/>
+                <w:b w:val="0"/>
+                <w:sz w:val="17"/>
+              </w:rPr>
+              <w:t>2026-06-23</w:t>
+            </w:r>
+          </w:p>
+        </w:tc>
+        <w:tc>
+          <w:tcPr>
+            <w:tcW w:type="dxa" w:w="2160"/>
+            <w:vAlign w:val="top"/>
+          </w:tcPr>
+          <w:p>
+            <w:r>
+              <w:rPr>
+                <w:rFonts w:ascii="Microsoft YaHei" w:hAnsi="Microsoft YaHei" w:eastAsia="Microsoft YaHei"/>
+                <w:b w:val="0"/>
+                <w:sz w:val="17"/>
+              </w:rPr>
+              <w:t>夏侯霖</w:t>
+            </w:r>
+          </w:p>
+        </w:tc>
+        <w:tc>
+          <w:tcPr>
+            <w:tcW w:type="dxa" w:w="2160"/>
+            <w:vAlign w:val="top"/>
+          </w:tcPr>
+          <w:p>
+            <w:r>
+              <w:rPr>
+                <w:rFonts w:ascii="Microsoft YaHei" w:hAnsi="Microsoft YaHei" w:eastAsia="Microsoft YaHei"/>
+                <w:b w:val="0"/>
+                <w:sz w:val="17"/>
+              </w:rPr>
+              <w:t>去除自绑定(V8)：绑定保持上位侧→下位侧称呼但不锁 direction，任意应用皆可任一侧(含下位→下位)，禁自绑定；测试数(24)。</w:t>
+            </w:r>
+          </w:p>
+        </w:tc>
+      </w:tr>
+      <w:tr>
+        <w:tc>
+          <w:tcPr>
+            <w:tcW w:type="dxa" w:w="2160"/>
+            <w:vAlign w:val="top"/>
+          </w:tcPr>
+          <w:p>
+            <w:r>
+              <w:rPr>
+                <w:rFonts w:ascii="Microsoft YaHei" w:hAnsi="Microsoft YaHei" w:eastAsia="Microsoft YaHei"/>
+                <w:b w:val="0"/>
+                <w:sz w:val="17"/>
+              </w:rPr>
+              <w:t>V0.6</w:t>
+            </w:r>
+          </w:p>
+        </w:tc>
+        <w:tc>
+          <w:tcPr>
+            <w:tcW w:type="dxa" w:w="2160"/>
+            <w:vAlign w:val="top"/>
+          </w:tcPr>
+          <w:p>
+            <w:r>
+              <w:rPr>
+                <w:rFonts w:ascii="Microsoft YaHei" w:hAnsi="Microsoft YaHei" w:eastAsia="Microsoft YaHei"/>
+                <w:b w:val="0"/>
+                <w:sz w:val="17"/>
+              </w:rPr>
+              <w:t>2026-06-23</w:t>
+            </w:r>
+          </w:p>
+        </w:tc>
+        <w:tc>
+          <w:tcPr>
+            <w:tcW w:type="dxa" w:w="2160"/>
+            <w:vAlign w:val="top"/>
+          </w:tcPr>
+          <w:p>
+            <w:r>
+              <w:rPr>
+                <w:rFonts w:ascii="Microsoft YaHei" w:hAnsi="Microsoft YaHei" w:eastAsia="Microsoft YaHei"/>
+                <w:b w:val="0"/>
+                <w:sz w:val="17"/>
+              </w:rPr>
+              <w:t>夏侯霖</w:t>
+            </w:r>
+          </w:p>
+        </w:tc>
+        <w:tc>
+          <w:tcPr>
+            <w:tcW w:type="dxa" w:w="2160"/>
+            <w:vAlign w:val="top"/>
+          </w:tcPr>
+          <w:p>
+            <w:r>
+              <w:rPr>
+                <w:rFonts w:ascii="Microsoft YaHei" w:hAnsi="Microsoft YaHei" w:eastAsia="Microsoft YaHei"/>
+                <w:b w:val="0"/>
+                <w:sz w:val="17"/>
+              </w:rPr>
+              <w:t>二轮评审加固：update() 改方向校验软删行(干净 CONFLICT)、dispatch 越权判定 isAllowed 按调用方租户隔离(读写一致)；测试数(26)。</w:t>
             </w:r>
           </w:p>
         </w:tc>
@@ -388,7 +718,7 @@
                 <w:b w:val="0"/>
                 <w:sz w:val="17"/>
               </w:rPr>
-              <w:t>Vue 3 · Vite · TypeScript（登录 + 协议/应用/连接监控/实时看板）</w:t>
+              <w:t>Vue 3 · Vite · TypeScript（登录 + 协议/应用/绑定授权/连接监控/实时看板）</w:t>
             </w:r>
           </w:p>
         </w:tc>
@@ -828,6 +1158,56 @@
                 <w:b w:val="0"/>
                 <w:sz w:val="17"/>
               </w:rPr>
+              <w:t>绑定授权</w:t>
+            </w:r>
+          </w:p>
+        </w:tc>
+        <w:tc>
+          <w:tcPr>
+            <w:tcW w:type="dxa" w:w="1152"/>
+            <w:vAlign w:val="top"/>
+          </w:tcPr>
+          <w:p>
+            <w:r>
+              <w:rPr>
+                <w:rFonts w:ascii="Microsoft YaHei" w:hAnsi="Microsoft YaHei" w:eastAsia="Microsoft YaHei"/>
+                <w:b w:val="0"/>
+                <w:sz w:val="17"/>
+              </w:rPr>
+              <w:t>已完成</w:t>
+            </w:r>
+          </w:p>
+        </w:tc>
+        <w:tc>
+          <w:tcPr>
+            <w:tcW w:type="dxa" w:w="6192"/>
+            <w:vAlign w:val="top"/>
+          </w:tcPr>
+          <w:p>
+            <w:r>
+              <w:rPr>
+                <w:rFonts w:ascii="Microsoft YaHei" w:hAnsi="Microsoft YaHei" w:eastAsia="Microsoft YaHei"/>
+                <w:b w:val="0"/>
+                <w:sz w:val="17"/>
+              </w:rPr>
+              <w:t>应用绑定授权(wcs_app_binding，上位侧→下位侧；不锁 direction、禁自绑定，按应用整批勾选)；dispatch 越权防护(FORBIDDEN)</w:t>
+            </w:r>
+          </w:p>
+        </w:tc>
+      </w:tr>
+      <w:tr>
+        <w:tc>
+          <w:tcPr>
+            <w:tcW w:type="dxa" w:w="1872"/>
+            <w:vAlign w:val="top"/>
+          </w:tcPr>
+          <w:p>
+            <w:r>
+              <w:rPr>
+                <w:rFonts w:ascii="Microsoft YaHei" w:hAnsi="Microsoft YaHei" w:eastAsia="Microsoft YaHei"/>
+                <w:b w:val="0"/>
+                <w:sz w:val="17"/>
+              </w:rPr>
               <w:t>数据字典</w:t>
             </w:r>
           </w:p>
@@ -1845,7 +2225,192 @@
           <w:color w:val="1F4D78"/>
           <w:sz w:val="26"/>
         </w:rPr>
-        <w:t>4.4 数据字典</w:t>
+        <w:t>4.4 绑定授权</w:t>
+      </w:r>
+    </w:p>
+    <w:p>
+      <w:r>
+        <w:rPr>
+          <w:rFonts w:ascii="Microsoft YaHei" w:hAnsi="Microsoft YaHei" w:eastAsia="Microsoft YaHei"/>
+          <w:b w:val="0"/>
+          <w:sz w:val="20"/>
+        </w:rPr>
+        <w:t>防越权：阻止“已持有某 key 的应用借 WCS 去指挥本无权指挥的别的应用/设备”。维护“上位侧应用→下位侧应用”的指挥授权表 wcs_app_binding。/open/task/dispatch 经 AppKey 验签得到调用方真实身份(ATTR_APP_ID，证明)，与请求体 appId(声明) 一起查绑定：仅当存在启用中的绑定才放行，否则 FORBIDDEN。模型：不按应用 direction 锁方向——任意应用都可出现在上位侧或下位侧(含“下位→下位”)，仅禁止自绑定(upstream==downstream)；direction 仅作提示。推荐用法——按应用授权：种子 WMS-MAIN(ak_wms_main) 用自身 AppKey 调 /open/**；在“绑定授权”页选定一个上位侧应用，勾选它可指挥的下位侧应用(多选，已排除自身)，保存即整批授权(grant 声明式对账：缺补、撤选软删、自指忽略、幂等)。</w:t>
+      </w:r>
+    </w:p>
+    <w:tbl>
+      <w:tblPr>
+        <w:tblStyle w:val="TableGrid"/>
+        <w:tblW w:type="auto" w:w="0"/>
+        <w:jc w:val="center"/>
+        <w:tblLook w:firstColumn="1" w:firstRow="1" w:lastColumn="0" w:lastRow="0" w:noHBand="0" w:noVBand="1" w:val="04A0"/>
+      </w:tblPr>
+      <w:tblGrid>
+        <w:gridCol w:w="4320"/>
+        <w:gridCol w:w="4320"/>
+      </w:tblGrid>
+      <w:tr>
+        <w:tc>
+          <w:tcPr>
+            <w:tcW w:type="dxa" w:w="1584"/>
+            <w:shd w:fill="E8EEF5"/>
+            <w:vAlign w:val="center"/>
+          </w:tcPr>
+          <w:p>
+            <w:pPr>
+              <w:jc w:val="center"/>
+            </w:pPr>
+            <w:r>
+              <w:rPr>
+                <w:rFonts w:ascii="Microsoft YaHei" w:hAnsi="Microsoft YaHei" w:eastAsia="Microsoft YaHei"/>
+                <w:b/>
+                <w:color w:val="0B2545"/>
+                <w:sz w:val="18"/>
+              </w:rPr>
+              <w:t>项</w:t>
+            </w:r>
+          </w:p>
+        </w:tc>
+        <w:tc>
+          <w:tcPr>
+            <w:tcW w:type="dxa" w:w="7632"/>
+            <w:shd w:fill="E8EEF5"/>
+            <w:vAlign w:val="center"/>
+          </w:tcPr>
+          <w:p>
+            <w:pPr>
+              <w:jc w:val="center"/>
+            </w:pPr>
+            <w:r>
+              <w:rPr>
+                <w:rFonts w:ascii="Microsoft YaHei" w:hAnsi="Microsoft YaHei" w:eastAsia="Microsoft YaHei"/>
+                <w:b/>
+                <w:color w:val="0B2545"/>
+                <w:sz w:val="18"/>
+              </w:rPr>
+              <w:t>内容</w:t>
+            </w:r>
+          </w:p>
+        </w:tc>
+      </w:tr>
+      <w:tr>
+        <w:tc>
+          <w:tcPr>
+            <w:tcW w:type="dxa" w:w="1584"/>
+            <w:vAlign w:val="top"/>
+          </w:tcPr>
+          <w:p>
+            <w:r>
+              <w:rPr>
+                <w:rFonts w:ascii="Microsoft YaHei" w:hAnsi="Microsoft YaHei" w:eastAsia="Microsoft YaHei"/>
+                <w:b w:val="0"/>
+                <w:sz w:val="17"/>
+              </w:rPr>
+              <w:t>关键接口</w:t>
+            </w:r>
+          </w:p>
+        </w:tc>
+        <w:tc>
+          <w:tcPr>
+            <w:tcW w:type="dxa" w:w="7632"/>
+            <w:vAlign w:val="top"/>
+          </w:tcPr>
+          <w:p>
+            <w:r>
+              <w:rPr>
+                <w:rFonts w:ascii="Microsoft YaHei" w:hAnsi="Microsoft YaHei" w:eastAsia="Microsoft YaHei"/>
+                <w:b w:val="0"/>
+                <w:sz w:val="17"/>
+              </w:rPr>
+              <w:t>POST /binding/list | /all | /detail | /create | /update | /delete</w:t>
+              <w:br/>
+              <w:t>POST /binding/granted（查某上位侧已授权应用）| /binding/grant（按应用整批授权）</w:t>
+            </w:r>
+          </w:p>
+        </w:tc>
+      </w:tr>
+      <w:tr>
+        <w:tc>
+          <w:tcPr>
+            <w:tcW w:type="dxa" w:w="1584"/>
+            <w:vAlign w:val="top"/>
+          </w:tcPr>
+          <w:p>
+            <w:r>
+              <w:rPr>
+                <w:rFonts w:ascii="Microsoft YaHei" w:hAnsi="Microsoft YaHei" w:eastAsia="Microsoft YaHei"/>
+                <w:b w:val="0"/>
+                <w:sz w:val="17"/>
+              </w:rPr>
+              <w:t>数据表</w:t>
+            </w:r>
+          </w:p>
+        </w:tc>
+        <w:tc>
+          <w:tcPr>
+            <w:tcW w:type="dxa" w:w="7632"/>
+            <w:vAlign w:val="top"/>
+          </w:tcPr>
+          <w:p>
+            <w:r>
+              <w:rPr>
+                <w:rFonts w:ascii="Microsoft YaHei" w:hAnsi="Microsoft YaHei" w:eastAsia="Microsoft YaHei"/>
+                <w:b w:val="0"/>
+                <w:sz w:val="17"/>
+              </w:rPr>
+              <w:t>wcs_app_binding、wcs_application(WMS-MAIN 上位侧示例)</w:t>
+            </w:r>
+          </w:p>
+        </w:tc>
+      </w:tr>
+      <w:tr>
+        <w:tc>
+          <w:tcPr>
+            <w:tcW w:type="dxa" w:w="1584"/>
+            <w:vAlign w:val="top"/>
+          </w:tcPr>
+          <w:p>
+            <w:r>
+              <w:rPr>
+                <w:rFonts w:ascii="Microsoft YaHei" w:hAnsi="Microsoft YaHei" w:eastAsia="Microsoft YaHei"/>
+                <w:b w:val="0"/>
+                <w:sz w:val="17"/>
+              </w:rPr>
+              <w:t>关键类</w:t>
+            </w:r>
+          </w:p>
+        </w:tc>
+        <w:tc>
+          <w:tcPr>
+            <w:tcW w:type="dxa" w:w="7632"/>
+            <w:vAlign w:val="top"/>
+          </w:tcPr>
+          <w:p>
+            <w:r>
+              <w:rPr>
+                <w:rFonts w:ascii="Microsoft YaHei" w:hAnsi="Microsoft YaHei" w:eastAsia="Microsoft YaHei"/>
+                <w:b w:val="0"/>
+                <w:sz w:val="17"/>
+              </w:rPr>
+              <w:t>BindingController、BindingService(grant/grantedDownstreamIds)、OpenTaskController(assertAllowed)</w:t>
+            </w:r>
+          </w:p>
+        </w:tc>
+      </w:tr>
+    </w:tbl>
+    <w:p/>
+    <w:p>
+      <w:pPr>
+        <w:pStyle w:val="Heading2"/>
+      </w:pPr>
+      <w:r>
+        <w:rPr>
+          <w:rFonts w:ascii="Microsoft YaHei" w:hAnsi="Microsoft YaHei" w:eastAsia="Microsoft YaHei"/>
+          <w:b/>
+          <w:color w:val="1F4D78"/>
+          <w:sz w:val="26"/>
+        </w:rPr>
+        <w:t>4.5 数据字典</w:t>
       </w:r>
     </w:p>
     <w:p>
@@ -2030,7 +2595,7 @@
           <w:color w:val="1F4D78"/>
           <w:sz w:val="26"/>
         </w:rPr>
-        <w:t>4.5 故障码管理</w:t>
+        <w:t>4.6 故障码管理</w:t>
       </w:r>
     </w:p>
     <w:p>
@@ -2213,7 +2778,7 @@
           <w:color w:val="1F4D78"/>
           <w:sz w:val="26"/>
         </w:rPr>
-        <w:t>4.6 连接治理</w:t>
+        <w:t>4.7 连接治理</w:t>
       </w:r>
     </w:p>
     <w:p>
@@ -2396,7 +2961,7 @@
           <w:color w:val="1F4D78"/>
           <w:sz w:val="26"/>
         </w:rPr>
-        <w:t>4.7 协议适配</w:t>
+        <w:t>4.8 协议适配</w:t>
       </w:r>
     </w:p>
     <w:p>
@@ -2579,7 +3144,7 @@
           <w:color w:val="1F4D78"/>
           <w:sz w:val="26"/>
         </w:rPr>
-        <w:t>4.8 任务调度</w:t>
+        <w:t>4.9 任务调度</w:t>
       </w:r>
     </w:p>
     <w:p>
@@ -2589,7 +3154,7 @@
           <w:b w:val="0"/>
           <w:sz w:val="20"/>
         </w:rPr>
-        <w:t>接收 WMS 经 /open/task/dispatch 下发的任务(幂等：同 app+task_no 不重复)。任务引擎按设备级单飞推进堆垛机三段握手状态机：检查(模式=联机自动/无故障/无任务) → 下发参数(排/列/层/口/任务号/类型) → 写执行确认 → 等待完成 → 写完成确认 → 清零命令区。执行期间读到故障码即判失败并联动报警。支持任务 CRUD 与取消。</w:t>
+        <w:t>接收 WMS 经 /open/task/dispatch 下发的任务(幂等：同 app+task_no 不重复；并校验调用方对目标设备的绑定授权，越权返回 FORBIDDEN)。任务引擎按设备级单飞推进堆垛机三段握手状态机：检查(模式=联机自动/无故障/无任务) → 下发参数(排/列/层/口/任务号/类型) → 写执行确认 → 等待完成 → 写完成确认 → 清零命令区。执行期间读到故障码即判失败并联动报警。支持任务 CRUD 与取消。</w:t>
       </w:r>
     </w:p>
     <w:tbl>
@@ -2764,7 +3329,7 @@
           <w:color w:val="1F4D78"/>
           <w:sz w:val="26"/>
         </w:rPr>
-        <w:t>4.9 监控与报警</w:t>
+        <w:t>4.10 监控与报警</w:t>
       </w:r>
     </w:p>
     <w:p>
@@ -2949,7 +3514,7 @@
           <w:color w:val="1F4D78"/>
           <w:sz w:val="26"/>
         </w:rPr>
-        <w:t>4.10 审计</w:t>
+        <w:t>4.11 审计</w:t>
       </w:r>
     </w:p>
     <w:p>
@@ -3132,7 +3697,7 @@
           <w:color w:val="1F4D78"/>
           <w:sz w:val="26"/>
         </w:rPr>
-        <w:t>4.11 WMS 对账闭环</w:t>
+        <w:t>4.12 WMS 对账闭环</w:t>
       </w:r>
     </w:p>
     <w:p>
@@ -3315,7 +3880,7 @@
           <w:color w:val="1F4D78"/>
           <w:sz w:val="26"/>
         </w:rPr>
-        <w:t>4.12 仿真器</w:t>
+        <w:t>4.13 仿真器</w:t>
       </w:r>
     </w:p>
     <w:p>
@@ -4239,7 +4804,7 @@
                 <w:b w:val="0"/>
                 <w:sz w:val="17"/>
               </w:rPr>
-              <w:t>故障码管理</w:t>
+              <w:t>绑定授权</w:t>
             </w:r>
           </w:p>
         </w:tc>
@@ -4255,7 +4820,7 @@
                 <w:b w:val="0"/>
                 <w:sz w:val="17"/>
               </w:rPr>
-              <w:t>/fault-code/list /create /update /delete /resolve</w:t>
+              <w:t>/binding/list /all /detail /create /update /delete</w:t>
             </w:r>
           </w:p>
         </w:tc>
@@ -4271,7 +4836,7 @@
                 <w:b w:val="0"/>
                 <w:sz w:val="17"/>
               </w:rPr>
-              <w:t>故障码 CRUD + 解析</w:t>
+              <w:t>上下位绑定授权 CRUD</w:t>
             </w:r>
           </w:p>
         </w:tc>
@@ -4305,7 +4870,7 @@
                 <w:b w:val="0"/>
                 <w:sz w:val="17"/>
               </w:rPr>
-              <w:t>连接治理</w:t>
+              <w:t>绑定授权</w:t>
             </w:r>
           </w:p>
         </w:tc>
@@ -4321,7 +4886,7 @@
                 <w:b w:val="0"/>
                 <w:sz w:val="17"/>
               </w:rPr>
-              <w:t>/connection/open /close /reconnect /detail /status /read /write</w:t>
+              <w:t>/binding/granted /binding/grant</w:t>
             </w:r>
           </w:p>
         </w:tc>
@@ -4337,7 +4902,7 @@
                 <w:b w:val="0"/>
                 <w:sz w:val="17"/>
               </w:rPr>
-              <w:t>建连/断开/重连/读写/状态</w:t>
+              <w:t>按应用查/整批授权（上位侧→下位侧）</w:t>
             </w:r>
           </w:p>
         </w:tc>
@@ -4371,7 +4936,7 @@
                 <w:b w:val="0"/>
                 <w:sz w:val="17"/>
               </w:rPr>
-              <w:t>任务调度</w:t>
+              <w:t>故障码管理</w:t>
             </w:r>
           </w:p>
         </w:tc>
@@ -4387,7 +4952,7 @@
                 <w:b w:val="0"/>
                 <w:sz w:val="17"/>
               </w:rPr>
-              <w:t>/task/list /detail /create /cancel</w:t>
+              <w:t>/fault-code/list /create /update /delete /resolve</w:t>
             </w:r>
           </w:p>
         </w:tc>
@@ -4403,7 +4968,7 @@
                 <w:b w:val="0"/>
                 <w:sz w:val="17"/>
               </w:rPr>
-              <w:t>任务 CRUD/取消</w:t>
+              <w:t>故障码 CRUD + 解析</w:t>
             </w:r>
           </w:p>
         </w:tc>
@@ -4437,7 +5002,7 @@
                 <w:b w:val="0"/>
                 <w:sz w:val="17"/>
               </w:rPr>
-              <w:t>任务调度</w:t>
+              <w:t>连接治理</w:t>
             </w:r>
           </w:p>
         </w:tc>
@@ -4453,7 +5018,7 @@
                 <w:b w:val="0"/>
                 <w:sz w:val="17"/>
               </w:rPr>
-              <w:t>/open/task/dispatch</w:t>
+              <w:t>/connection/open /close /reconnect /detail /status /read /write</w:t>
             </w:r>
           </w:p>
         </w:tc>
@@ -4469,7 +5034,139 @@
                 <w:b w:val="0"/>
                 <w:sz w:val="17"/>
               </w:rPr>
-              <w:t>WMS 下发任务(幂等)</w:t>
+              <w:t>建连/断开/重连/读写/状态</w:t>
+            </w:r>
+          </w:p>
+        </w:tc>
+        <w:tc>
+          <w:tcPr>
+            <w:tcW w:type="dxa" w:w="1008"/>
+            <w:vAlign w:val="top"/>
+          </w:tcPr>
+          <w:p>
+            <w:r>
+              <w:rPr>
+                <w:rFonts w:ascii="Microsoft YaHei" w:hAnsi="Microsoft YaHei" w:eastAsia="Microsoft YaHei"/>
+                <w:b w:val="0"/>
+                <w:sz w:val="17"/>
+              </w:rPr>
+              <w:t>JWT</w:t>
+            </w:r>
+          </w:p>
+        </w:tc>
+      </w:tr>
+      <w:tr>
+        <w:tc>
+          <w:tcPr>
+            <w:tcW w:type="dxa" w:w="1584"/>
+            <w:vAlign w:val="top"/>
+          </w:tcPr>
+          <w:p>
+            <w:r>
+              <w:rPr>
+                <w:rFonts w:ascii="Microsoft YaHei" w:hAnsi="Microsoft YaHei" w:eastAsia="Microsoft YaHei"/>
+                <w:b w:val="0"/>
+                <w:sz w:val="17"/>
+              </w:rPr>
+              <w:t>任务调度</w:t>
+            </w:r>
+          </w:p>
+        </w:tc>
+        <w:tc>
+          <w:tcPr>
+            <w:tcW w:type="dxa" w:w="3888"/>
+            <w:vAlign w:val="top"/>
+          </w:tcPr>
+          <w:p>
+            <w:r>
+              <w:rPr>
+                <w:rFonts w:ascii="Microsoft YaHei" w:hAnsi="Microsoft YaHei" w:eastAsia="Microsoft YaHei"/>
+                <w:b w:val="0"/>
+                <w:sz w:val="17"/>
+              </w:rPr>
+              <w:t>/task/list /detail /create /cancel</w:t>
+            </w:r>
+          </w:p>
+        </w:tc>
+        <w:tc>
+          <w:tcPr>
+            <w:tcW w:type="dxa" w:w="2736"/>
+            <w:vAlign w:val="top"/>
+          </w:tcPr>
+          <w:p>
+            <w:r>
+              <w:rPr>
+                <w:rFonts w:ascii="Microsoft YaHei" w:hAnsi="Microsoft YaHei" w:eastAsia="Microsoft YaHei"/>
+                <w:b w:val="0"/>
+                <w:sz w:val="17"/>
+              </w:rPr>
+              <w:t>任务 CRUD/取消</w:t>
+            </w:r>
+          </w:p>
+        </w:tc>
+        <w:tc>
+          <w:tcPr>
+            <w:tcW w:type="dxa" w:w="1008"/>
+            <w:vAlign w:val="top"/>
+          </w:tcPr>
+          <w:p>
+            <w:r>
+              <w:rPr>
+                <w:rFonts w:ascii="Microsoft YaHei" w:hAnsi="Microsoft YaHei" w:eastAsia="Microsoft YaHei"/>
+                <w:b w:val="0"/>
+                <w:sz w:val="17"/>
+              </w:rPr>
+              <w:t>JWT</w:t>
+            </w:r>
+          </w:p>
+        </w:tc>
+      </w:tr>
+      <w:tr>
+        <w:tc>
+          <w:tcPr>
+            <w:tcW w:type="dxa" w:w="1584"/>
+            <w:vAlign w:val="top"/>
+          </w:tcPr>
+          <w:p>
+            <w:r>
+              <w:rPr>
+                <w:rFonts w:ascii="Microsoft YaHei" w:hAnsi="Microsoft YaHei" w:eastAsia="Microsoft YaHei"/>
+                <w:b w:val="0"/>
+                <w:sz w:val="17"/>
+              </w:rPr>
+              <w:t>任务调度</w:t>
+            </w:r>
+          </w:p>
+        </w:tc>
+        <w:tc>
+          <w:tcPr>
+            <w:tcW w:type="dxa" w:w="3888"/>
+            <w:vAlign w:val="top"/>
+          </w:tcPr>
+          <w:p>
+            <w:r>
+              <w:rPr>
+                <w:rFonts w:ascii="Microsoft YaHei" w:hAnsi="Microsoft YaHei" w:eastAsia="Microsoft YaHei"/>
+                <w:b w:val="0"/>
+                <w:sz w:val="17"/>
+              </w:rPr>
+              <w:t>/open/task/dispatch</w:t>
+            </w:r>
+          </w:p>
+        </w:tc>
+        <w:tc>
+          <w:tcPr>
+            <w:tcW w:type="dxa" w:w="2736"/>
+            <w:vAlign w:val="top"/>
+          </w:tcPr>
+          <w:p>
+            <w:r>
+              <w:rPr>
+                <w:rFonts w:ascii="Microsoft YaHei" w:hAnsi="Microsoft YaHei" w:eastAsia="Microsoft YaHei"/>
+                <w:b w:val="0"/>
+                <w:sz w:val="17"/>
+              </w:rPr>
+              <w:t>WMS 下发任务(幂等 + 绑定越权校验)</w:t>
             </w:r>
           </w:p>
         </w:tc>
@@ -4909,7 +5606,7 @@
           <w:b w:val="0"/>
           <w:sz w:val="20"/>
         </w:rPr>
-        <w:t>PostgreSQL，Flyway 迁移(V1 建表 / V2 字典+管理员 / V3 堆垛机协议+点位+故障码种子)。标准列：id、creator、create_time、last_update_time、is_valid(软删)、tenant_id；动态结构用 JSON(text)。</w:t>
+        <w:t>PostgreSQL，Flyway 迁移(V1 建表 / V2 字典+管理员 / V3 堆垛机协议+点位+故障码 / V4 码垛机 OPC UA 协议+应用 / V5 OPC UA 仿真应用 / V6 应用绑定授权表 / V7 上位 WMS-MAIN 应用+授权全部下位设备 / V8 去除自绑定)。标准列：id、creator、create_time、last_update_time、is_valid(软删)、tenant_id；动态结构用 JSON(text)。</w:t>
       </w:r>
     </w:p>
     <w:tbl>
@@ -5185,6 +5882,56 @@
                 <w:sz w:val="17"/>
               </w:rPr>
               <w:t>应用信息表(AppKey、绑定协议、连接参数)</w:t>
+            </w:r>
+          </w:p>
+        </w:tc>
+      </w:tr>
+      <w:tr>
+        <w:tc>
+          <w:tcPr>
+            <w:tcW w:type="dxa" w:w="1728"/>
+            <w:vAlign w:val="top"/>
+          </w:tcPr>
+          <w:p>
+            <w:r>
+              <w:rPr>
+                <w:rFonts w:ascii="Microsoft YaHei" w:hAnsi="Microsoft YaHei" w:eastAsia="Microsoft YaHei"/>
+                <w:b w:val="0"/>
+                <w:sz w:val="17"/>
+              </w:rPr>
+              <w:t>配置中台</w:t>
+            </w:r>
+          </w:p>
+        </w:tc>
+        <w:tc>
+          <w:tcPr>
+            <w:tcW w:type="dxa" w:w="3744"/>
+            <w:vAlign w:val="top"/>
+          </w:tcPr>
+          <w:p>
+            <w:r>
+              <w:rPr>
+                <w:rFonts w:ascii="Microsoft YaHei" w:hAnsi="Microsoft YaHei" w:eastAsia="Microsoft YaHei"/>
+                <w:b w:val="0"/>
+                <w:sz w:val="17"/>
+              </w:rPr>
+              <w:t>wcs_app_binding</w:t>
+            </w:r>
+          </w:p>
+        </w:tc>
+        <w:tc>
+          <w:tcPr>
+            <w:tcW w:type="dxa" w:w="3744"/>
+            <w:vAlign w:val="top"/>
+          </w:tcPr>
+          <w:p>
+            <w:r>
+              <w:rPr>
+                <w:rFonts w:ascii="Microsoft YaHei" w:hAnsi="Microsoft YaHei" w:eastAsia="Microsoft YaHei"/>
+                <w:b w:val="0"/>
+                <w:sz w:val="17"/>
+              </w:rPr>
+              <w:t>应用绑定授权(上位侧→下位侧，不锁 direction、禁自绑定，下发越权防护)</w:t>
             </w:r>
           </w:p>
         </w:tc>
@@ -5777,7 +6524,7 @@
                 <w:b w:val="0"/>
                 <w:sz w:val="17"/>
               </w:rPr>
-              <w:t>H2，无需外部依赖，16 用例</w:t>
+              <w:t>H2，无需外部依赖，26 用例</w:t>
             </w:r>
           </w:p>
         </w:tc>
@@ -5805,7 +6552,391 @@
           <w:b w:val="0"/>
           <w:sz w:val="20"/>
         </w:rPr>
-        <w:t>下发：WMS 调 /open/task/dispatch(AppKey 签名)，WCS 幂等建任务并自动跑三段握手。接收：WMS 订阅 /ws/monitor 拿低延迟提示(带 seq)，断号/重连后用 /open/snapshot 全量重同步、再按 last_update_time 水位线增量 /open/task|alarm/query，按 id 去重。如此既享受 WS 实时、又用 REST 保证任务完成/报警不丢。</w:t>
+        <w:t>下发：WMS 调 /open/task/dispatch(AppKey 签名 + 绑定授权)，WCS 幂等建任务并自动跑三段握手。接收：WMS 订阅 /ws/monitor 拿低延迟提示(带 seq)，断号/重连后用 /open/snapshot 全量重同步、再按 last_update_time 水位线增量 /open/task|alarm/query，按 id 去重。如此既享受 WS 实时、又用 REST 保证任务完成/报警不丢。</w:t>
+      </w:r>
+    </w:p>
+    <w:p>
+      <w:pPr>
+        <w:pStyle w:val="Heading1"/>
+      </w:pPr>
+      <w:r>
+        <w:rPr>
+          <w:rFonts w:ascii="Microsoft YaHei" w:hAnsi="Microsoft YaHei" w:eastAsia="Microsoft YaHei"/>
+          <w:b/>
+          <w:color w:val="2E74B5"/>
+          <w:sz w:val="32"/>
+        </w:rPr>
+        <w:t>11. 安全：下发越权防护与设备保护边界</w:t>
+      </w:r>
+    </w:p>
+    <w:p>
+      <w:r>
+        <w:rPr>
+          <w:rFonts w:ascii="Microsoft YaHei" w:hAnsi="Microsoft YaHei" w:eastAsia="Microsoft YaHei"/>
+          <w:b w:val="0"/>
+          <w:sz w:val="20"/>
+        </w:rPr>
+        <w:t>WCS 安全分两层：① WCS API 层访问控制(AppKey 鉴权 + 绑定授权)，管住“谁能经 WCS 下发、且只能指挥被授权的设备”；② 设备级保护(网络/PLC 配置)，管住“谁能直接连到下位机”。前者由本系统实现，后者主战场在网络与 PLC，WCS 通过“做成唯一闸口 + 持证书加密连接 + 审计”参与。</w:t>
+      </w:r>
+    </w:p>
+    <w:p>
+      <w:r>
+        <w:rPr>
+          <w:rFonts w:ascii="Microsoft YaHei" w:hAnsi="Microsoft YaHei" w:eastAsia="Microsoft YaHei"/>
+          <w:b w:val="0"/>
+          <w:sz w:val="20"/>
+        </w:rPr>
+        <w:t>① API 层(本系统)：/open/** 必须带合法 AppKey 签名(应用存在且启用 + 时间戳未过期 + nonce 不重放 + 签名正确)方可进入；/open/task/dispatch 进一步做绑定授权——以验签得到的调用方真实身份(ATTR_APP_ID，证明) + 请求体 appId(声明) 查 wcs_app_binding，仅启用中的绑定放行，否则 FORBIDDEN。授权按应用维护：在“绑定授权”页选定一个上位侧应用(如 WMS-MAIN)，勾选其可指挥的下位侧应用(整批 grant)；不锁 direction、禁自绑定。由此“调用方只能指挥被授权的应用”，杜绝混淆代理式越权。</w:t>
+      </w:r>
+    </w:p>
+    <w:p>
+      <w:r>
+        <w:rPr>
+          <w:rFonts w:ascii="Microsoft YaHei" w:hAnsi="Microsoft YaHei" w:eastAsia="Microsoft YaHei"/>
+          <w:b w:val="0"/>
+          <w:sz w:val="20"/>
+        </w:rPr>
+        <w:t>② 设备级保护(WCS 之外，须现场落实)：</w:t>
+      </w:r>
+    </w:p>
+    <w:tbl>
+      <w:tblPr>
+        <w:tblStyle w:val="TableGrid"/>
+        <w:tblW w:type="auto" w:w="0"/>
+        <w:jc w:val="center"/>
+        <w:tblLook w:firstColumn="1" w:firstRow="1" w:lastColumn="0" w:lastRow="0" w:noHBand="0" w:noVBand="1" w:val="04A0"/>
+      </w:tblPr>
+      <w:tblGrid>
+        <w:gridCol w:w="2880"/>
+        <w:gridCol w:w="2880"/>
+        <w:gridCol w:w="2880"/>
+      </w:tblGrid>
+      <w:tr>
+        <w:tc>
+          <w:tcPr>
+            <w:tcW w:type="dxa" w:w="2016"/>
+            <w:shd w:fill="E8EEF5"/>
+            <w:vAlign w:val="center"/>
+          </w:tcPr>
+          <w:p>
+            <w:pPr>
+              <w:jc w:val="center"/>
+            </w:pPr>
+            <w:r>
+              <w:rPr>
+                <w:rFonts w:ascii="Microsoft YaHei" w:hAnsi="Microsoft YaHei" w:eastAsia="Microsoft YaHei"/>
+                <w:b/>
+                <w:color w:val="0B2545"/>
+                <w:sz w:val="18"/>
+              </w:rPr>
+              <w:t>层</w:t>
+            </w:r>
+          </w:p>
+        </w:tc>
+        <w:tc>
+          <w:tcPr>
+            <w:tcW w:type="dxa" w:w="5184"/>
+            <w:shd w:fill="E8EEF5"/>
+            <w:vAlign w:val="center"/>
+          </w:tcPr>
+          <w:p>
+            <w:pPr>
+              <w:jc w:val="center"/>
+            </w:pPr>
+            <w:r>
+              <w:rPr>
+                <w:rFonts w:ascii="Microsoft YaHei" w:hAnsi="Microsoft YaHei" w:eastAsia="Microsoft YaHei"/>
+                <w:b/>
+                <w:color w:val="0B2545"/>
+                <w:sz w:val="18"/>
+              </w:rPr>
+              <w:t>措施</w:t>
+            </w:r>
+          </w:p>
+        </w:tc>
+        <w:tc>
+          <w:tcPr>
+            <w:tcW w:type="dxa" w:w="1728"/>
+            <w:shd w:fill="E8EEF5"/>
+            <w:vAlign w:val="center"/>
+          </w:tcPr>
+          <w:p>
+            <w:pPr>
+              <w:jc w:val="center"/>
+            </w:pPr>
+            <w:r>
+              <w:rPr>
+                <w:rFonts w:ascii="Microsoft YaHei" w:hAnsi="Microsoft YaHei" w:eastAsia="Microsoft YaHei"/>
+                <w:b/>
+                <w:color w:val="0B2545"/>
+                <w:sz w:val="18"/>
+              </w:rPr>
+              <w:t>归属</w:t>
+            </w:r>
+          </w:p>
+        </w:tc>
+      </w:tr>
+      <w:tr>
+        <w:tc>
+          <w:tcPr>
+            <w:tcW w:type="dxa" w:w="2016"/>
+            <w:vAlign w:val="top"/>
+          </w:tcPr>
+          <w:p>
+            <w:r>
+              <w:rPr>
+                <w:rFonts w:ascii="Microsoft YaHei" w:hAnsi="Microsoft YaHei" w:eastAsia="Microsoft YaHei"/>
+                <w:b w:val="0"/>
+                <w:sz w:val="17"/>
+              </w:rPr>
+              <w:t>网络隔离(最重要)</w:t>
+            </w:r>
+          </w:p>
+        </w:tc>
+        <w:tc>
+          <w:tcPr>
+            <w:tcW w:type="dxa" w:w="5184"/>
+            <w:vAlign w:val="top"/>
+          </w:tcPr>
+          <w:p>
+            <w:r>
+              <w:rPr>
+                <w:rFonts w:ascii="Microsoft YaHei" w:hAnsi="Microsoft YaHei" w:eastAsia="Microsoft YaHei"/>
+                <w:b w:val="0"/>
+                <w:sz w:val="17"/>
+              </w:rPr>
+              <w:t>PLC 置独立 OT/控制网；防火墙仅放行 WCS→PLC 端口，其余不可达</w:t>
+            </w:r>
+          </w:p>
+        </w:tc>
+        <w:tc>
+          <w:tcPr>
+            <w:tcW w:type="dxa" w:w="1728"/>
+            <w:vAlign w:val="top"/>
+          </w:tcPr>
+          <w:p>
+            <w:r>
+              <w:rPr>
+                <w:rFonts w:ascii="Microsoft YaHei" w:hAnsi="Microsoft YaHei" w:eastAsia="Microsoft YaHei"/>
+                <w:b w:val="0"/>
+                <w:sz w:val="17"/>
+              </w:rPr>
+              <w:t>网络/现场</w:t>
+            </w:r>
+          </w:p>
+        </w:tc>
+      </w:tr>
+      <w:tr>
+        <w:tc>
+          <w:tcPr>
+            <w:tcW w:type="dxa" w:w="2016"/>
+            <w:vAlign w:val="top"/>
+          </w:tcPr>
+          <w:p>
+            <w:r>
+              <w:rPr>
+                <w:rFonts w:ascii="Microsoft YaHei" w:hAnsi="Microsoft YaHei" w:eastAsia="Microsoft YaHei"/>
+                <w:b w:val="0"/>
+                <w:sz w:val="17"/>
+              </w:rPr>
+              <w:t>设备侧认证</w:t>
+            </w:r>
+          </w:p>
+        </w:tc>
+        <w:tc>
+          <w:tcPr>
+            <w:tcW w:type="dxa" w:w="5184"/>
+            <w:vAlign w:val="top"/>
+          </w:tcPr>
+          <w:p>
+            <w:r>
+              <w:rPr>
+                <w:rFonts w:ascii="Microsoft YaHei" w:hAnsi="Microsoft YaHei" w:eastAsia="Microsoft YaHei"/>
+                <w:b w:val="0"/>
+                <w:sz w:val="17"/>
+              </w:rPr>
+              <w:t>OPC UA 启用 SecurityPolicy(Basic256Sha256)+Sign&amp;Encrypt+证书信任，或用户名口令</w:t>
+            </w:r>
+          </w:p>
+        </w:tc>
+        <w:tc>
+          <w:tcPr>
+            <w:tcW w:type="dxa" w:w="1728"/>
+            <w:vAlign w:val="top"/>
+          </w:tcPr>
+          <w:p>
+            <w:r>
+              <w:rPr>
+                <w:rFonts w:ascii="Microsoft YaHei" w:hAnsi="Microsoft YaHei" w:eastAsia="Microsoft YaHei"/>
+                <w:b w:val="0"/>
+                <w:sz w:val="17"/>
+              </w:rPr>
+              <w:t>PLC 配置</w:t>
+            </w:r>
+          </w:p>
+        </w:tc>
+      </w:tr>
+      <w:tr>
+        <w:tc>
+          <w:tcPr>
+            <w:tcW w:type="dxa" w:w="2016"/>
+            <w:vAlign w:val="top"/>
+          </w:tcPr>
+          <w:p>
+            <w:r>
+              <w:rPr>
+                <w:rFonts w:ascii="Microsoft YaHei" w:hAnsi="Microsoft YaHei" w:eastAsia="Microsoft YaHei"/>
+                <w:b w:val="0"/>
+                <w:sz w:val="17"/>
+              </w:rPr>
+              <w:t>Modbus/S7</w:t>
+            </w:r>
+          </w:p>
+        </w:tc>
+        <w:tc>
+          <w:tcPr>
+            <w:tcW w:type="dxa" w:w="5184"/>
+            <w:vAlign w:val="top"/>
+          </w:tcPr>
+          <w:p>
+            <w:r>
+              <w:rPr>
+                <w:rFonts w:ascii="Microsoft YaHei" w:hAnsi="Microsoft YaHei" w:eastAsia="Microsoft YaHei"/>
+                <w:b w:val="0"/>
+                <w:sz w:val="17"/>
+              </w:rPr>
+              <w:t>协议本身无认证，仅靠网络隔离 + 网关兜底</w:t>
+            </w:r>
+          </w:p>
+        </w:tc>
+        <w:tc>
+          <w:tcPr>
+            <w:tcW w:type="dxa" w:w="1728"/>
+            <w:vAlign w:val="top"/>
+          </w:tcPr>
+          <w:p>
+            <w:r>
+              <w:rPr>
+                <w:rFonts w:ascii="Microsoft YaHei" w:hAnsi="Microsoft YaHei" w:eastAsia="Microsoft YaHei"/>
+                <w:b w:val="0"/>
+                <w:sz w:val="17"/>
+              </w:rPr>
+              <w:t>网络</w:t>
+            </w:r>
+          </w:p>
+        </w:tc>
+      </w:tr>
+      <w:tr>
+        <w:tc>
+          <w:tcPr>
+            <w:tcW w:type="dxa" w:w="2016"/>
+            <w:vAlign w:val="top"/>
+          </w:tcPr>
+          <w:p>
+            <w:r>
+              <w:rPr>
+                <w:rFonts w:ascii="Microsoft YaHei" w:hAnsi="Microsoft YaHei" w:eastAsia="Microsoft YaHei"/>
+                <w:b w:val="0"/>
+                <w:sz w:val="17"/>
+              </w:rPr>
+              <w:t>设备写保护</w:t>
+            </w:r>
+          </w:p>
+        </w:tc>
+        <w:tc>
+          <w:tcPr>
+            <w:tcW w:type="dxa" w:w="5184"/>
+            <w:vAlign w:val="top"/>
+          </w:tcPr>
+          <w:p>
+            <w:r>
+              <w:rPr>
+                <w:rFonts w:ascii="Microsoft YaHei" w:hAnsi="Microsoft YaHei" w:eastAsia="Microsoft YaHei"/>
+                <w:b w:val="0"/>
+                <w:sz w:val="17"/>
+              </w:rPr>
+              <w:t>PLC 块只读、RUN/PROG 硬件钥匙开关(物理禁写)</w:t>
+            </w:r>
+          </w:p>
+        </w:tc>
+        <w:tc>
+          <w:tcPr>
+            <w:tcW w:type="dxa" w:w="1728"/>
+            <w:vAlign w:val="top"/>
+          </w:tcPr>
+          <w:p>
+            <w:r>
+              <w:rPr>
+                <w:rFonts w:ascii="Microsoft YaHei" w:hAnsi="Microsoft YaHei" w:eastAsia="Microsoft YaHei"/>
+                <w:b w:val="0"/>
+                <w:sz w:val="17"/>
+              </w:rPr>
+              <w:t>设备</w:t>
+            </w:r>
+          </w:p>
+        </w:tc>
+      </w:tr>
+      <w:tr>
+        <w:tc>
+          <w:tcPr>
+            <w:tcW w:type="dxa" w:w="2016"/>
+            <w:vAlign w:val="top"/>
+          </w:tcPr>
+          <w:p>
+            <w:r>
+              <w:rPr>
+                <w:rFonts w:ascii="Microsoft YaHei" w:hAnsi="Microsoft YaHei" w:eastAsia="Microsoft YaHei"/>
+                <w:b w:val="0"/>
+                <w:sz w:val="17"/>
+              </w:rPr>
+              <w:t>硬线安全</w:t>
+            </w:r>
+          </w:p>
+        </w:tc>
+        <w:tc>
+          <w:tcPr>
+            <w:tcW w:type="dxa" w:w="5184"/>
+            <w:vAlign w:val="top"/>
+          </w:tcPr>
+          <w:p>
+            <w:r>
+              <w:rPr>
+                <w:rFonts w:ascii="Microsoft YaHei" w:hAnsi="Microsoft YaHei" w:eastAsia="Microsoft YaHei"/>
+                <w:b w:val="0"/>
+                <w:sz w:val="17"/>
+              </w:rPr>
+              <w:t>急停/互锁/光幕，不在通讯链路上；WCS 不承担安全停机</w:t>
+            </w:r>
+          </w:p>
+        </w:tc>
+        <w:tc>
+          <w:tcPr>
+            <w:tcW w:type="dxa" w:w="1728"/>
+            <w:vAlign w:val="top"/>
+          </w:tcPr>
+          <w:p>
+            <w:r>
+              <w:rPr>
+                <w:rFonts w:ascii="Microsoft YaHei" w:hAnsi="Microsoft YaHei" w:eastAsia="Microsoft YaHei"/>
+                <w:b w:val="0"/>
+                <w:sz w:val="17"/>
+              </w:rPr>
+              <w:t>电气安全</w:t>
+            </w:r>
+          </w:p>
+        </w:tc>
+      </w:tr>
+    </w:tbl>
+    <w:p/>
+    <w:p>
+      <w:r>
+        <w:rPr>
+          <w:rFonts w:ascii="Microsoft YaHei" w:hAnsi="Microsoft YaHei" w:eastAsia="Microsoft YaHei"/>
+          <w:b w:val="0"/>
+          <w:color w:val="4B5563"/>
+          <w:sz w:val="20"/>
+        </w:rPr>
+        <w:t>边界提醒：绑定授权属 API 层逻辑访问控制，拦截“经 WCS 越权指挥别人设备”，但拦不住绕开 WCS 直连 PLC 端口者——后者必须靠网络分段把 WCS 做成唯一通道。此外当前 AppKey 签名未覆盖请求体，坐标/任务类型理论可被篡改，彻底闭合需把 body 摘要并入签名(列为后续)。</w:t>
       </w:r>
     </w:p>
     <w:sectPr>
